--- a/Career-Roadmap/CV/applications/nxp/Abdelrahman-Khalifa-CV.docx
+++ b/Career-Roadmap/CV/applications/nxp/Abdelrahman-Khalifa-CV.docx
@@ -935,7 +935,7 @@
           <w:i w:val="0"/>
           <w:sz w:val="20"/>
         </w:rPr>
-        <w:t xml:space="preserve"> (C++, Raspberry Pi 4, QEMU, Yocto): TCP unicast and UDP multicast framework between a Pi server and emulated clients. </w:t>
+        <w:t xml:space="preserve"> (C++, Yocto): TCP and UDP multicast between a Pi and QEMU clients. </w:t>
       </w:r>
       <w:hyperlink r:id="rId20">
         <w:r>
@@ -1009,7 +1009,7 @@
           <w:i w:val="0"/>
           <w:sz w:val="20"/>
         </w:rPr>
-        <w:t>Traffic Light Controller</w:t>
+        <w:t>Kernel Monitor</w:t>
       </w:r>
       <w:r>
         <w:rPr>
@@ -1018,7 +1018,7 @@
           <w:i w:val="0"/>
           <w:sz w:val="20"/>
         </w:rPr>
-        <w:t xml:space="preserve"> (Verilog, Spartan-3E FPGA): FSM with debounce and delay modules. </w:t>
+        <w:t xml:space="preserve"> (C, Linux, ARM, QEMU): character device driver that walks the process list under RCU and exports per-task IDs, memory, threads, context switches and CPU time to user space; run on QEMU. </w:t>
       </w:r>
       <w:hyperlink r:id="rId21">
         <w:r>

--- a/Career-Roadmap/CV/applications/nxp/Abdelrahman-Khalifa-CV.docx
+++ b/Career-Roadmap/CV/applications/nxp/Abdelrahman-Khalifa-CV.docx
@@ -561,7 +561,7 @@
           <w:color w:val="4A5568"/>
           <w:sz w:val="19"/>
         </w:rPr>
-        <w:t>Dec 2023 – Jan 2024</w:t>
+        <w:t>Dec 2024 – Jan 2025</w:t>
       </w:r>
     </w:p>
     <w:p>
